--- a/testakten/erbrecht-pflichtteilsergaenzung-hofuebertragung-lueneburg/08_bank_depot_und_schenkungsverkehr.docx
+++ b/testakten/erbrecht-pflichtteilsergaenzung-hofuebertragung-lueneburg/08_bank_depot_und_schenkungsverkehr.docx
@@ -4,21 +4,24 @@
   <w:body>
     <w:p>
       <w:pPr>
-        <w:pStyle w:val="Heading1"/>
+        <w:pStyle w:val="Title"/>
+        <w:widowControl/>
       </w:pPr>
       <w:r>
         <w:rPr>
-          <w:rFonts w:ascii="Times New Roman" w:hAnsi="Times New Roman"/>
+          <w:rFonts w:ascii="Arial" w:hAnsi="Arial" w:eastAsia="Arial"/>
         </w:rPr>
         <w:t>Bank- und Depotunterlagen</w:t>
       </w:r>
     </w:p>
     <w:p>
       <w:pPr>
+        <w:widowControl/>
         <w:jc w:val="left"/>
       </w:pPr>
       <w:r>
         <w:rPr>
+          <w:rFonts w:ascii="Arial" w:hAnsi="Arial" w:eastAsia="Arial"/>
           <w:b/>
         </w:rPr>
         <w:t>NordBank AG — Filiale Lüneburg, Nachlassservice</w:t>
@@ -26,61 +29,86 @@
     </w:p>
     <w:p>
       <w:pPr>
+        <w:widowControl/>
         <w:jc w:val="left"/>
       </w:pPr>
       <w:r>
+        <w:rPr>
+          <w:rFonts w:ascii="Arial" w:hAnsi="Arial" w:eastAsia="Arial"/>
+        </w:rPr>
         <w:t>An den Brodbänken 2 · 21335 Lüneburg</w:t>
       </w:r>
     </w:p>
     <w:p>
       <w:pPr>
+        <w:widowControl/>
         <w:jc w:val="left"/>
       </w:pPr>
       <w:r>
+        <w:rPr>
+          <w:rFonts w:ascii="Arial" w:hAnsi="Arial" w:eastAsia="Arial"/>
+        </w:rPr>
         <w:t>Vorgangsnummer NL-2026-4471 · Unterlagenstand: 18.06.2026</w:t>
       </w:r>
     </w:p>
     <w:p>
       <w:pPr>
+        <w:widowControl/>
         <w:jc w:val="left"/>
       </w:pPr>
       <w:r>
+        <w:rPr>
+          <w:rFonts w:ascii="Arial" w:hAnsi="Arial" w:eastAsia="Arial"/>
+        </w:rPr>
         <w:t>An: Rechtsanwältin Dr. Svenja Kalkhorst, Am Berge 12, 21335 Lüneburg (Vollmacht des Pflichtteilsberechtigten Moritz Rieken vom 26.06.2026 liegt vor; Auskunft nach Freigabe durch die Erbin beschränkt auf den nachstehenden Umfang)</w:t>
       </w:r>
     </w:p>
     <w:p>
       <w:pPr>
+        <w:widowControl/>
         <w:jc w:val="left"/>
       </w:pPr>
       <w:r>
+        <w:rPr>
+          <w:rFonts w:ascii="Arial" w:hAnsi="Arial" w:eastAsia="Arial"/>
+        </w:rPr>
         <w:t xml:space="preserve">Erblasser: </w:t>
       </w:r>
       <w:r>
         <w:rPr>
+          <w:rFonts w:ascii="Arial" w:hAnsi="Arial" w:eastAsia="Arial"/>
           <w:b/>
         </w:rPr>
         <w:t>Helmut Rieken</w:t>
       </w:r>
       <w:r>
+        <w:rPr>
+          <w:rFonts w:ascii="Arial" w:hAnsi="Arial" w:eastAsia="Arial"/>
+        </w:rPr>
         <w:t>, geboren am 04.01.1946, verstorben am 18.05.2026</w:t>
       </w:r>
     </w:p>
     <w:p>
       <w:pPr>
         <w:pStyle w:val="Heading2"/>
+        <w:widowControl/>
       </w:pPr>
       <w:r>
         <w:rPr>
-          <w:rFonts w:ascii="Times New Roman" w:hAnsi="Times New Roman"/>
+          <w:rFonts w:ascii="Arial" w:hAnsi="Arial" w:eastAsia="Arial"/>
         </w:rPr>
         <w:t>Girokonto 44008921</w:t>
       </w:r>
     </w:p>
     <w:p>
       <w:pPr>
+        <w:widowControl/>
         <w:jc w:val="left"/>
       </w:pPr>
       <w:r>
+        <w:rPr>
+          <w:rFonts w:ascii="Arial" w:hAnsi="Arial" w:eastAsia="Arial"/>
+        </w:rPr>
         <w:t>Saldo am Todestag: 18.420,00 EUR. Auffällige Buchungen der letzten Jahre:</w:t>
       </w:r>
     </w:p>
@@ -88,6 +116,8 @@
       <w:tblPr>
         <w:tblStyle w:val="TableGrid"/>
         <w:tblW w:type="auto" w:w="0"/>
+        <w:jc w:val="center"/>
+        <w:tblLayout w:type="autofit"/>
         <w:tblLook w:firstColumn="1" w:firstRow="1" w:lastColumn="0" w:lastRow="0" w:noHBand="0" w:noVBand="1" w:val="04A0"/>
       </w:tblPr>
       <w:tblGrid>
@@ -97,16 +127,35 @@
         <w:gridCol w:w="2268"/>
       </w:tblGrid>
       <w:tr>
+        <w:trPr>
+          <w:tblHeader w:val="true"/>
+          <w:tblHeader w:val="true"/>
+          <w:tblHeader w:val="true"/>
+          <w:tblHeader w:val="true"/>
+          <w:tblHeader w:val="true"/>
+        </w:trPr>
         <w:tc>
           <w:tcPr>
             <w:tcW w:type="dxa" w:w="2268"/>
+            <w:vAlign w:val="center"/>
+            <w:tcMar>
+              <w:top w:w="90" w:type="dxa"/>
+              <w:start w:w="100" w:type="dxa"/>
+              <w:bottom w:w="90" w:type="dxa"/>
+              <w:end w:w="100" w:type="dxa"/>
+            </w:tcMar>
+            <w:shd w:fill="17324D"/>
           </w:tcPr>
           <w:p>
+            <w:pPr>
+              <w:spacing w:after="30"/>
+            </w:pPr>
             <w:r>
               <w:rPr>
-                <w:rFonts w:ascii="Times New Roman" w:hAnsi="Times New Roman"/>
+                <w:rFonts w:ascii="Arial" w:hAnsi="Arial"/>
                 <w:b/>
-                <w:sz w:val="20"/>
+                <w:color w:val="FFFFFF"/>
+                <w:sz w:val="17"/>
               </w:rPr>
               <w:t>Datum</w:t>
             </w:r>
@@ -115,13 +164,25 @@
         <w:tc>
           <w:tcPr>
             <w:tcW w:type="dxa" w:w="2268"/>
+            <w:vAlign w:val="center"/>
+            <w:tcMar>
+              <w:top w:w="90" w:type="dxa"/>
+              <w:start w:w="100" w:type="dxa"/>
+              <w:bottom w:w="90" w:type="dxa"/>
+              <w:end w:w="100" w:type="dxa"/>
+            </w:tcMar>
+            <w:shd w:fill="17324D"/>
           </w:tcPr>
           <w:p>
+            <w:pPr>
+              <w:spacing w:after="30"/>
+            </w:pPr>
             <w:r>
               <w:rPr>
-                <w:rFonts w:ascii="Times New Roman" w:hAnsi="Times New Roman"/>
+                <w:rFonts w:ascii="Arial" w:hAnsi="Arial"/>
                 <w:b/>
-                <w:sz w:val="20"/>
+                <w:color w:val="FFFFFF"/>
+                <w:sz w:val="17"/>
               </w:rPr>
               <w:t>Buchung</w:t>
             </w:r>
@@ -130,13 +191,25 @@
         <w:tc>
           <w:tcPr>
             <w:tcW w:type="dxa" w:w="2268"/>
+            <w:vAlign w:val="center"/>
+            <w:tcMar>
+              <w:top w:w="90" w:type="dxa"/>
+              <w:start w:w="100" w:type="dxa"/>
+              <w:bottom w:w="90" w:type="dxa"/>
+              <w:end w:w="100" w:type="dxa"/>
+            </w:tcMar>
+            <w:shd w:fill="17324D"/>
           </w:tcPr>
           <w:p>
+            <w:pPr>
+              <w:spacing w:after="30"/>
+            </w:pPr>
             <w:r>
               <w:rPr>
-                <w:rFonts w:ascii="Times New Roman" w:hAnsi="Times New Roman"/>
+                <w:rFonts w:ascii="Arial" w:hAnsi="Arial"/>
                 <w:b/>
-                <w:sz w:val="20"/>
+                <w:color w:val="FFFFFF"/>
+                <w:sz w:val="17"/>
               </w:rPr>
               <w:t>Betrag</w:t>
             </w:r>
@@ -145,13 +218,25 @@
         <w:tc>
           <w:tcPr>
             <w:tcW w:type="dxa" w:w="2268"/>
+            <w:vAlign w:val="center"/>
+            <w:tcMar>
+              <w:top w:w="90" w:type="dxa"/>
+              <w:start w:w="100" w:type="dxa"/>
+              <w:bottom w:w="90" w:type="dxa"/>
+              <w:end w:w="100" w:type="dxa"/>
+            </w:tcMar>
+            <w:shd w:fill="17324D"/>
           </w:tcPr>
           <w:p>
+            <w:pPr>
+              <w:spacing w:after="30"/>
+            </w:pPr>
             <w:r>
               <w:rPr>
-                <w:rFonts w:ascii="Times New Roman" w:hAnsi="Times New Roman"/>
+                <w:rFonts w:ascii="Arial" w:hAnsi="Arial"/>
                 <w:b/>
-                <w:sz w:val="20"/>
+                <w:color w:val="FFFFFF"/>
+                <w:sz w:val="17"/>
               </w:rPr>
               <w:t>Hinweis</w:t>
             </w:r>
@@ -162,12 +247,22 @@
         <w:tc>
           <w:tcPr>
             <w:tcW w:type="dxa" w:w="2268"/>
+            <w:vAlign w:val="center"/>
+            <w:tcMar>
+              <w:top w:w="90" w:type="dxa"/>
+              <w:start w:w="100" w:type="dxa"/>
+              <w:bottom w:w="90" w:type="dxa"/>
+              <w:end w:w="100" w:type="dxa"/>
+            </w:tcMar>
           </w:tcPr>
           <w:p>
+            <w:pPr>
+              <w:spacing w:after="30"/>
+            </w:pPr>
             <w:r>
               <w:rPr>
-                <w:rFonts w:ascii="Times New Roman" w:hAnsi="Times New Roman"/>
-                <w:sz w:val="20"/>
+                <w:rFonts w:ascii="Arial" w:hAnsi="Arial"/>
+                <w:sz w:val="17"/>
               </w:rPr>
               <w:t>15.01.2024</w:t>
             </w:r>
@@ -176,12 +271,22 @@
         <w:tc>
           <w:tcPr>
             <w:tcW w:type="dxa" w:w="2268"/>
+            <w:vAlign w:val="center"/>
+            <w:tcMar>
+              <w:top w:w="90" w:type="dxa"/>
+              <w:start w:w="100" w:type="dxa"/>
+              <w:bottom w:w="90" w:type="dxa"/>
+              <w:end w:w="100" w:type="dxa"/>
+            </w:tcMar>
           </w:tcPr>
           <w:p>
+            <w:pPr>
+              <w:spacing w:after="30"/>
+            </w:pPr>
             <w:r>
               <w:rPr>
-                <w:rFonts w:ascii="Times New Roman" w:hAnsi="Times New Roman"/>
-                <w:sz w:val="20"/>
+                <w:rFonts w:ascii="Arial" w:hAnsi="Arial"/>
+                <w:sz w:val="17"/>
               </w:rPr>
               <w:t>Überweisung an Alva Rieken</w:t>
             </w:r>
@@ -190,12 +295,22 @@
         <w:tc>
           <w:tcPr>
             <w:tcW w:type="dxa" w:w="2268"/>
+            <w:vAlign w:val="center"/>
+            <w:tcMar>
+              <w:top w:w="90" w:type="dxa"/>
+              <w:start w:w="100" w:type="dxa"/>
+              <w:bottom w:w="90" w:type="dxa"/>
+              <w:end w:w="100" w:type="dxa"/>
+            </w:tcMar>
           </w:tcPr>
           <w:p>
+            <w:pPr>
+              <w:spacing w:after="30"/>
+            </w:pPr>
             <w:r>
               <w:rPr>
-                <w:rFonts w:ascii="Times New Roman" w:hAnsi="Times New Roman"/>
-                <w:sz w:val="20"/>
+                <w:rFonts w:ascii="Arial" w:hAnsi="Arial"/>
+                <w:sz w:val="17"/>
               </w:rPr>
               <w:t>-45.000,00 EUR</w:t>
             </w:r>
@@ -204,12 +319,22 @@
         <w:tc>
           <w:tcPr>
             <w:tcW w:type="dxa" w:w="2268"/>
+            <w:vAlign w:val="center"/>
+            <w:tcMar>
+              <w:top w:w="90" w:type="dxa"/>
+              <w:start w:w="100" w:type="dxa"/>
+              <w:bottom w:w="90" w:type="dxa"/>
+              <w:end w:w="100" w:type="dxa"/>
+            </w:tcMar>
           </w:tcPr>
           <w:p>
+            <w:pPr>
+              <w:spacing w:after="30"/>
+            </w:pPr>
             <w:r>
               <w:rPr>
-                <w:rFonts w:ascii="Times New Roman" w:hAnsi="Times New Roman"/>
-                <w:sz w:val="20"/>
+                <w:rFonts w:ascii="Arial" w:hAnsi="Arial"/>
+                <w:sz w:val="17"/>
               </w:rPr>
               <w:t>Verwendungszweck „Umbau Altenteil"</w:t>
             </w:r>
@@ -220,12 +345,23 @@
         <w:tc>
           <w:tcPr>
             <w:tcW w:type="dxa" w:w="2268"/>
+            <w:vAlign w:val="center"/>
+            <w:tcMar>
+              <w:top w:w="90" w:type="dxa"/>
+              <w:start w:w="100" w:type="dxa"/>
+              <w:bottom w:w="90" w:type="dxa"/>
+              <w:end w:w="100" w:type="dxa"/>
+            </w:tcMar>
+            <w:shd w:fill="F2F4F5"/>
           </w:tcPr>
           <w:p>
+            <w:pPr>
+              <w:spacing w:after="30"/>
+            </w:pPr>
             <w:r>
               <w:rPr>
-                <w:rFonts w:ascii="Times New Roman" w:hAnsi="Times New Roman"/>
-                <w:sz w:val="20"/>
+                <w:rFonts w:ascii="Arial" w:hAnsi="Arial"/>
+                <w:sz w:val="17"/>
               </w:rPr>
               <w:t>28.03.2024</w:t>
             </w:r>
@@ -234,12 +370,23 @@
         <w:tc>
           <w:tcPr>
             <w:tcW w:type="dxa" w:w="2268"/>
+            <w:vAlign w:val="center"/>
+            <w:tcMar>
+              <w:top w:w="90" w:type="dxa"/>
+              <w:start w:w="100" w:type="dxa"/>
+              <w:bottom w:w="90" w:type="dxa"/>
+              <w:end w:w="100" w:type="dxa"/>
+            </w:tcMar>
+            <w:shd w:fill="F2F4F5"/>
           </w:tcPr>
           <w:p>
+            <w:pPr>
+              <w:spacing w:after="30"/>
+            </w:pPr>
             <w:r>
               <w:rPr>
-                <w:rFonts w:ascii="Times New Roman" w:hAnsi="Times New Roman"/>
-                <w:sz w:val="20"/>
+                <w:rFonts w:ascii="Arial" w:hAnsi="Arial"/>
+                <w:sz w:val="17"/>
               </w:rPr>
               <w:t>Abhebung am Schalter</w:t>
             </w:r>
@@ -248,12 +395,23 @@
         <w:tc>
           <w:tcPr>
             <w:tcW w:type="dxa" w:w="2268"/>
+            <w:vAlign w:val="center"/>
+            <w:tcMar>
+              <w:top w:w="90" w:type="dxa"/>
+              <w:start w:w="100" w:type="dxa"/>
+              <w:bottom w:w="90" w:type="dxa"/>
+              <w:end w:w="100" w:type="dxa"/>
+            </w:tcMar>
+            <w:shd w:fill="F2F4F5"/>
           </w:tcPr>
           <w:p>
+            <w:pPr>
+              <w:spacing w:after="30"/>
+            </w:pPr>
             <w:r>
               <w:rPr>
-                <w:rFonts w:ascii="Times New Roman" w:hAnsi="Times New Roman"/>
-                <w:sz w:val="20"/>
+                <w:rFonts w:ascii="Arial" w:hAnsi="Arial"/>
+                <w:sz w:val="17"/>
               </w:rPr>
               <w:t>-12.500,00 EUR</w:t>
             </w:r>
@@ -262,12 +420,23 @@
         <w:tc>
           <w:tcPr>
             <w:tcW w:type="dxa" w:w="2268"/>
+            <w:vAlign w:val="center"/>
+            <w:tcMar>
+              <w:top w:w="90" w:type="dxa"/>
+              <w:start w:w="100" w:type="dxa"/>
+              <w:bottom w:w="90" w:type="dxa"/>
+              <w:end w:w="100" w:type="dxa"/>
+            </w:tcMar>
+            <w:shd w:fill="F2F4F5"/>
           </w:tcPr>
           <w:p>
+            <w:pPr>
+              <w:spacing w:after="30"/>
+            </w:pPr>
             <w:r>
               <w:rPr>
-                <w:rFonts w:ascii="Times New Roman" w:hAnsi="Times New Roman"/>
-                <w:sz w:val="20"/>
+                <w:rFonts w:ascii="Arial" w:hAnsi="Arial"/>
+                <w:sz w:val="17"/>
               </w:rPr>
               <w:t>veranlasst durch Bevollmächtigte Alva Rieken</w:t>
             </w:r>
@@ -278,12 +447,22 @@
         <w:tc>
           <w:tcPr>
             <w:tcW w:type="dxa" w:w="2268"/>
+            <w:vAlign w:val="center"/>
+            <w:tcMar>
+              <w:top w:w="90" w:type="dxa"/>
+              <w:start w:w="100" w:type="dxa"/>
+              <w:bottom w:w="90" w:type="dxa"/>
+              <w:end w:w="100" w:type="dxa"/>
+            </w:tcMar>
           </w:tcPr>
           <w:p>
+            <w:pPr>
+              <w:spacing w:after="30"/>
+            </w:pPr>
             <w:r>
               <w:rPr>
-                <w:rFonts w:ascii="Times New Roman" w:hAnsi="Times New Roman"/>
-                <w:sz w:val="20"/>
+                <w:rFonts w:ascii="Arial" w:hAnsi="Arial"/>
+                <w:sz w:val="17"/>
               </w:rPr>
               <w:t>02.09.2024</w:t>
             </w:r>
@@ -292,12 +471,22 @@
         <w:tc>
           <w:tcPr>
             <w:tcW w:type="dxa" w:w="2268"/>
+            <w:vAlign w:val="center"/>
+            <w:tcMar>
+              <w:top w:w="90" w:type="dxa"/>
+              <w:start w:w="100" w:type="dxa"/>
+              <w:bottom w:w="90" w:type="dxa"/>
+              <w:end w:w="100" w:type="dxa"/>
+            </w:tcMar>
           </w:tcPr>
           <w:p>
+            <w:pPr>
+              <w:spacing w:after="30"/>
+            </w:pPr>
             <w:r>
               <w:rPr>
-                <w:rFonts w:ascii="Times New Roman" w:hAnsi="Times New Roman"/>
-                <w:sz w:val="20"/>
+                <w:rFonts w:ascii="Arial" w:hAnsi="Arial"/>
+                <w:sz w:val="17"/>
               </w:rPr>
               <w:t>Überweisung Landmaschinen Röpke GmbH</w:t>
             </w:r>
@@ -306,12 +495,22 @@
         <w:tc>
           <w:tcPr>
             <w:tcW w:type="dxa" w:w="2268"/>
+            <w:vAlign w:val="center"/>
+            <w:tcMar>
+              <w:top w:w="90" w:type="dxa"/>
+              <w:start w:w="100" w:type="dxa"/>
+              <w:bottom w:w="90" w:type="dxa"/>
+              <w:end w:w="100" w:type="dxa"/>
+            </w:tcMar>
           </w:tcPr>
           <w:p>
+            <w:pPr>
+              <w:spacing w:after="30"/>
+            </w:pPr>
             <w:r>
               <w:rPr>
-                <w:rFonts w:ascii="Times New Roman" w:hAnsi="Times New Roman"/>
-                <w:sz w:val="20"/>
+                <w:rFonts w:ascii="Arial" w:hAnsi="Arial"/>
+                <w:sz w:val="17"/>
               </w:rPr>
               <w:t>-18.940,00 EUR</w:t>
             </w:r>
@@ -320,12 +519,22 @@
         <w:tc>
           <w:tcPr>
             <w:tcW w:type="dxa" w:w="2268"/>
+            <w:vAlign w:val="center"/>
+            <w:tcMar>
+              <w:top w:w="90" w:type="dxa"/>
+              <w:start w:w="100" w:type="dxa"/>
+              <w:bottom w:w="90" w:type="dxa"/>
+              <w:end w:w="100" w:type="dxa"/>
+            </w:tcMar>
           </w:tcPr>
           <w:p>
+            <w:pPr>
+              <w:spacing w:after="30"/>
+            </w:pPr>
             <w:r>
               <w:rPr>
-                <w:rFonts w:ascii="Times New Roman" w:hAnsi="Times New Roman"/>
-                <w:sz w:val="20"/>
+                <w:rFonts w:ascii="Arial" w:hAnsi="Arial"/>
+                <w:sz w:val="17"/>
               </w:rPr>
               <w:t>Rechnung ausgestellt auf „Hof Rieken"</w:t>
             </w:r>
@@ -336,12 +545,23 @@
         <w:tc>
           <w:tcPr>
             <w:tcW w:type="dxa" w:w="2268"/>
+            <w:vAlign w:val="center"/>
+            <w:tcMar>
+              <w:top w:w="90" w:type="dxa"/>
+              <w:start w:w="100" w:type="dxa"/>
+              <w:bottom w:w="90" w:type="dxa"/>
+              <w:end w:w="100" w:type="dxa"/>
+            </w:tcMar>
+            <w:shd w:fill="F2F4F5"/>
           </w:tcPr>
           <w:p>
+            <w:pPr>
+              <w:spacing w:after="30"/>
+            </w:pPr>
             <w:r>
               <w:rPr>
-                <w:rFonts w:ascii="Times New Roman" w:hAnsi="Times New Roman"/>
-                <w:sz w:val="20"/>
+                <w:rFonts w:ascii="Arial" w:hAnsi="Arial"/>
+                <w:sz w:val="17"/>
               </w:rPr>
               <w:t>05.11.2024</w:t>
             </w:r>
@@ -350,12 +570,23 @@
         <w:tc>
           <w:tcPr>
             <w:tcW w:type="dxa" w:w="2268"/>
+            <w:vAlign w:val="center"/>
+            <w:tcMar>
+              <w:top w:w="90" w:type="dxa"/>
+              <w:start w:w="100" w:type="dxa"/>
+              <w:bottom w:w="90" w:type="dxa"/>
+              <w:end w:w="100" w:type="dxa"/>
+            </w:tcMar>
+            <w:shd w:fill="F2F4F5"/>
           </w:tcPr>
           <w:p>
+            <w:pPr>
+              <w:spacing w:after="30"/>
+            </w:pPr>
             <w:r>
               <w:rPr>
-                <w:rFonts w:ascii="Times New Roman" w:hAnsi="Times New Roman"/>
-                <w:sz w:val="20"/>
+                <w:rFonts w:ascii="Arial" w:hAnsi="Arial"/>
+                <w:sz w:val="17"/>
               </w:rPr>
               <w:t>Gutschrift Depotverkauf</w:t>
             </w:r>
@@ -364,12 +595,23 @@
         <w:tc>
           <w:tcPr>
             <w:tcW w:type="dxa" w:w="2268"/>
+            <w:vAlign w:val="center"/>
+            <w:tcMar>
+              <w:top w:w="90" w:type="dxa"/>
+              <w:start w:w="100" w:type="dxa"/>
+              <w:bottom w:w="90" w:type="dxa"/>
+              <w:end w:w="100" w:type="dxa"/>
+            </w:tcMar>
+            <w:shd w:fill="F2F4F5"/>
           </w:tcPr>
           <w:p>
+            <w:pPr>
+              <w:spacing w:after="30"/>
+            </w:pPr>
             <w:r>
               <w:rPr>
-                <w:rFonts w:ascii="Times New Roman" w:hAnsi="Times New Roman"/>
-                <w:sz w:val="20"/>
+                <w:rFonts w:ascii="Arial" w:hAnsi="Arial"/>
+                <w:sz w:val="17"/>
               </w:rPr>
               <w:t>+54.682,40 EUR</w:t>
             </w:r>
@@ -378,12 +620,23 @@
         <w:tc>
           <w:tcPr>
             <w:tcW w:type="dxa" w:w="2268"/>
+            <w:vAlign w:val="center"/>
+            <w:tcMar>
+              <w:top w:w="90" w:type="dxa"/>
+              <w:start w:w="100" w:type="dxa"/>
+              <w:bottom w:w="90" w:type="dxa"/>
+              <w:end w:w="100" w:type="dxa"/>
+            </w:tcMar>
+            <w:shd w:fill="F2F4F5"/>
           </w:tcPr>
           <w:p>
+            <w:pPr>
+              <w:spacing w:after="30"/>
+            </w:pPr>
             <w:r>
               <w:rPr>
-                <w:rFonts w:ascii="Times New Roman" w:hAnsi="Times New Roman"/>
-                <w:sz w:val="20"/>
+                <w:rFonts w:ascii="Arial" w:hAnsi="Arial"/>
+                <w:sz w:val="17"/>
               </w:rPr>
               <w:t>siehe Depot</w:t>
             </w:r>
@@ -394,12 +647,22 @@
         <w:tc>
           <w:tcPr>
             <w:tcW w:type="dxa" w:w="2268"/>
+            <w:vAlign w:val="center"/>
+            <w:tcMar>
+              <w:top w:w="90" w:type="dxa"/>
+              <w:start w:w="100" w:type="dxa"/>
+              <w:bottom w:w="90" w:type="dxa"/>
+              <w:end w:w="100" w:type="dxa"/>
+            </w:tcMar>
           </w:tcPr>
           <w:p>
+            <w:pPr>
+              <w:spacing w:after="30"/>
+            </w:pPr>
             <w:r>
               <w:rPr>
-                <w:rFonts w:ascii="Times New Roman" w:hAnsi="Times New Roman"/>
-                <w:sz w:val="20"/>
+                <w:rFonts w:ascii="Arial" w:hAnsi="Arial"/>
+                <w:sz w:val="17"/>
               </w:rPr>
               <w:t>05.11.2024</w:t>
             </w:r>
@@ -408,12 +671,22 @@
         <w:tc>
           <w:tcPr>
             <w:tcW w:type="dxa" w:w="2268"/>
+            <w:vAlign w:val="center"/>
+            <w:tcMar>
+              <w:top w:w="90" w:type="dxa"/>
+              <w:start w:w="100" w:type="dxa"/>
+              <w:bottom w:w="90" w:type="dxa"/>
+              <w:end w:w="100" w:type="dxa"/>
+            </w:tcMar>
           </w:tcPr>
           <w:p>
+            <w:pPr>
+              <w:spacing w:after="30"/>
+            </w:pPr>
             <w:r>
               <w:rPr>
-                <w:rFonts w:ascii="Times New Roman" w:hAnsi="Times New Roman"/>
-                <w:sz w:val="20"/>
+                <w:rFonts w:ascii="Arial" w:hAnsi="Arial"/>
+                <w:sz w:val="17"/>
               </w:rPr>
               <w:t>Überweisung an Alva Rieken</w:t>
             </w:r>
@@ -422,12 +695,22 @@
         <w:tc>
           <w:tcPr>
             <w:tcW w:type="dxa" w:w="2268"/>
+            <w:vAlign w:val="center"/>
+            <w:tcMar>
+              <w:top w:w="90" w:type="dxa"/>
+              <w:start w:w="100" w:type="dxa"/>
+              <w:bottom w:w="90" w:type="dxa"/>
+              <w:end w:w="100" w:type="dxa"/>
+            </w:tcMar>
           </w:tcPr>
           <w:p>
+            <w:pPr>
+              <w:spacing w:after="30"/>
+            </w:pPr>
             <w:r>
               <w:rPr>
-                <w:rFonts w:ascii="Times New Roman" w:hAnsi="Times New Roman"/>
-                <w:sz w:val="20"/>
+                <w:rFonts w:ascii="Arial" w:hAnsi="Arial"/>
+                <w:sz w:val="17"/>
               </w:rPr>
               <w:t>-50.000,00 EUR</w:t>
             </w:r>
@@ -436,12 +719,22 @@
         <w:tc>
           <w:tcPr>
             <w:tcW w:type="dxa" w:w="2268"/>
+            <w:vAlign w:val="center"/>
+            <w:tcMar>
+              <w:top w:w="90" w:type="dxa"/>
+              <w:start w:w="100" w:type="dxa"/>
+              <w:bottom w:w="90" w:type="dxa"/>
+              <w:end w:w="100" w:type="dxa"/>
+            </w:tcMar>
           </w:tcPr>
           <w:p>
+            <w:pPr>
+              <w:spacing w:after="30"/>
+            </w:pPr>
             <w:r>
               <w:rPr>
-                <w:rFonts w:ascii="Times New Roman" w:hAnsi="Times New Roman"/>
-                <w:sz w:val="20"/>
+                <w:rFonts w:ascii="Arial" w:hAnsi="Arial"/>
+                <w:sz w:val="17"/>
               </w:rPr>
               <w:t>Verwendungszweck „Ausgleich Übergabe"</w:t>
             </w:r>
@@ -452,12 +745,23 @@
         <w:tc>
           <w:tcPr>
             <w:tcW w:type="dxa" w:w="2268"/>
+            <w:vAlign w:val="center"/>
+            <w:tcMar>
+              <w:top w:w="90" w:type="dxa"/>
+              <w:start w:w="100" w:type="dxa"/>
+              <w:bottom w:w="90" w:type="dxa"/>
+              <w:end w:w="100" w:type="dxa"/>
+            </w:tcMar>
+            <w:shd w:fill="F2F4F5"/>
           </w:tcPr>
           <w:p>
+            <w:pPr>
+              <w:spacing w:after="30"/>
+            </w:pPr>
             <w:r>
               <w:rPr>
-                <w:rFonts w:ascii="Times New Roman" w:hAnsi="Times New Roman"/>
-                <w:sz w:val="20"/>
+                <w:rFonts w:ascii="Arial" w:hAnsi="Arial"/>
+                <w:sz w:val="17"/>
               </w:rPr>
               <w:t>11.12.2024</w:t>
             </w:r>
@@ -466,12 +770,23 @@
         <w:tc>
           <w:tcPr>
             <w:tcW w:type="dxa" w:w="2268"/>
+            <w:vAlign w:val="center"/>
+            <w:tcMar>
+              <w:top w:w="90" w:type="dxa"/>
+              <w:start w:w="100" w:type="dxa"/>
+              <w:bottom w:w="90" w:type="dxa"/>
+              <w:end w:w="100" w:type="dxa"/>
+            </w:tcMar>
+            <w:shd w:fill="F2F4F5"/>
           </w:tcPr>
           <w:p>
+            <w:pPr>
+              <w:spacing w:after="30"/>
+            </w:pPr>
             <w:r>
               <w:rPr>
-                <w:rFonts w:ascii="Times New Roman" w:hAnsi="Times New Roman"/>
-                <w:sz w:val="20"/>
+                <w:rFonts w:ascii="Arial" w:hAnsi="Arial"/>
+                <w:sz w:val="17"/>
               </w:rPr>
               <w:t>Überweisung an Jannik Rieken (Enkel)</w:t>
             </w:r>
@@ -480,12 +795,23 @@
         <w:tc>
           <w:tcPr>
             <w:tcW w:type="dxa" w:w="2268"/>
+            <w:vAlign w:val="center"/>
+            <w:tcMar>
+              <w:top w:w="90" w:type="dxa"/>
+              <w:start w:w="100" w:type="dxa"/>
+              <w:bottom w:w="90" w:type="dxa"/>
+              <w:end w:w="100" w:type="dxa"/>
+            </w:tcMar>
+            <w:shd w:fill="F2F4F5"/>
           </w:tcPr>
           <w:p>
+            <w:pPr>
+              <w:spacing w:after="30"/>
+            </w:pPr>
             <w:r>
               <w:rPr>
-                <w:rFonts w:ascii="Times New Roman" w:hAnsi="Times New Roman"/>
-                <w:sz w:val="20"/>
+                <w:rFonts w:ascii="Arial" w:hAnsi="Arial"/>
+                <w:sz w:val="17"/>
               </w:rPr>
               <w:t>-8.000,00 EUR</w:t>
             </w:r>
@@ -494,12 +820,23 @@
         <w:tc>
           <w:tcPr>
             <w:tcW w:type="dxa" w:w="2268"/>
+            <w:vAlign w:val="center"/>
+            <w:tcMar>
+              <w:top w:w="90" w:type="dxa"/>
+              <w:start w:w="100" w:type="dxa"/>
+              <w:bottom w:w="90" w:type="dxa"/>
+              <w:end w:w="100" w:type="dxa"/>
+            </w:tcMar>
+            <w:shd w:fill="F2F4F5"/>
           </w:tcPr>
           <w:p>
+            <w:pPr>
+              <w:spacing w:after="30"/>
+            </w:pPr>
             <w:r>
               <w:rPr>
-                <w:rFonts w:ascii="Times New Roman" w:hAnsi="Times New Roman"/>
-                <w:sz w:val="20"/>
+                <w:rFonts w:ascii="Arial" w:hAnsi="Arial"/>
+                <w:sz w:val="17"/>
               </w:rPr>
               <w:t>Verwendungszweck „Führerschein und Auto"</w:t>
             </w:r>
@@ -510,12 +847,22 @@
         <w:tc>
           <w:tcPr>
             <w:tcW w:type="dxa" w:w="2268"/>
+            <w:vAlign w:val="center"/>
+            <w:tcMar>
+              <w:top w:w="90" w:type="dxa"/>
+              <w:start w:w="100" w:type="dxa"/>
+              <w:bottom w:w="90" w:type="dxa"/>
+              <w:end w:w="100" w:type="dxa"/>
+            </w:tcMar>
           </w:tcPr>
           <w:p>
+            <w:pPr>
+              <w:spacing w:after="30"/>
+            </w:pPr>
             <w:r>
               <w:rPr>
-                <w:rFonts w:ascii="Times New Roman" w:hAnsi="Times New Roman"/>
-                <w:sz w:val="20"/>
+                <w:rFonts w:ascii="Arial" w:hAnsi="Arial"/>
+                <w:sz w:val="17"/>
               </w:rPr>
               <w:t>19.02.2025</w:t>
             </w:r>
@@ -524,12 +871,22 @@
         <w:tc>
           <w:tcPr>
             <w:tcW w:type="dxa" w:w="2268"/>
+            <w:vAlign w:val="center"/>
+            <w:tcMar>
+              <w:top w:w="90" w:type="dxa"/>
+              <w:start w:w="100" w:type="dxa"/>
+              <w:bottom w:w="90" w:type="dxa"/>
+              <w:end w:w="100" w:type="dxa"/>
+            </w:tcMar>
           </w:tcPr>
           <w:p>
+            <w:pPr>
+              <w:spacing w:after="30"/>
+            </w:pPr>
             <w:r>
               <w:rPr>
-                <w:rFonts w:ascii="Times New Roman" w:hAnsi="Times New Roman"/>
-                <w:sz w:val="20"/>
+                <w:rFonts w:ascii="Arial" w:hAnsi="Arial"/>
+                <w:sz w:val="17"/>
               </w:rPr>
               <w:t>Barabhebung</w:t>
             </w:r>
@@ -538,12 +895,22 @@
         <w:tc>
           <w:tcPr>
             <w:tcW w:type="dxa" w:w="2268"/>
+            <w:vAlign w:val="center"/>
+            <w:tcMar>
+              <w:top w:w="90" w:type="dxa"/>
+              <w:start w:w="100" w:type="dxa"/>
+              <w:bottom w:w="90" w:type="dxa"/>
+              <w:end w:w="100" w:type="dxa"/>
+            </w:tcMar>
           </w:tcPr>
           <w:p>
+            <w:pPr>
+              <w:spacing w:after="30"/>
+            </w:pPr>
             <w:r>
               <w:rPr>
-                <w:rFonts w:ascii="Times New Roman" w:hAnsi="Times New Roman"/>
-                <w:sz w:val="20"/>
+                <w:rFonts w:ascii="Arial" w:hAnsi="Arial"/>
+                <w:sz w:val="17"/>
               </w:rPr>
               <w:t>-9.500,00 EUR</w:t>
             </w:r>
@@ -552,12 +919,22 @@
         <w:tc>
           <w:tcPr>
             <w:tcW w:type="dxa" w:w="2268"/>
+            <w:vAlign w:val="center"/>
+            <w:tcMar>
+              <w:top w:w="90" w:type="dxa"/>
+              <w:start w:w="100" w:type="dxa"/>
+              <w:bottom w:w="90" w:type="dxa"/>
+              <w:end w:w="100" w:type="dxa"/>
+            </w:tcMar>
           </w:tcPr>
           <w:p>
+            <w:pPr>
+              <w:spacing w:after="30"/>
+            </w:pPr>
             <w:r>
               <w:rPr>
-                <w:rFonts w:ascii="Times New Roman" w:hAnsi="Times New Roman"/>
-                <w:sz w:val="20"/>
+                <w:rFonts w:ascii="Arial" w:hAnsi="Arial"/>
+                <w:sz w:val="17"/>
               </w:rPr>
               <w:t>keine Empfängerangabe</w:t>
             </w:r>
@@ -568,12 +945,23 @@
         <w:tc>
           <w:tcPr>
             <w:tcW w:type="dxa" w:w="2268"/>
+            <w:vAlign w:val="center"/>
+            <w:tcMar>
+              <w:top w:w="90" w:type="dxa"/>
+              <w:start w:w="100" w:type="dxa"/>
+              <w:bottom w:w="90" w:type="dxa"/>
+              <w:end w:w="100" w:type="dxa"/>
+            </w:tcMar>
+            <w:shd w:fill="F2F4F5"/>
           </w:tcPr>
           <w:p>
+            <w:pPr>
+              <w:spacing w:after="30"/>
+            </w:pPr>
             <w:r>
               <w:rPr>
-                <w:rFonts w:ascii="Times New Roman" w:hAnsi="Times New Roman"/>
-                <w:sz w:val="20"/>
+                <w:rFonts w:ascii="Arial" w:hAnsi="Arial"/>
+                <w:sz w:val="17"/>
               </w:rPr>
               <w:t>03.04.2026</w:t>
             </w:r>
@@ -582,12 +970,23 @@
         <w:tc>
           <w:tcPr>
             <w:tcW w:type="dxa" w:w="2268"/>
+            <w:vAlign w:val="center"/>
+            <w:tcMar>
+              <w:top w:w="90" w:type="dxa"/>
+              <w:start w:w="100" w:type="dxa"/>
+              <w:bottom w:w="90" w:type="dxa"/>
+              <w:end w:w="100" w:type="dxa"/>
+            </w:tcMar>
+            <w:shd w:fill="F2F4F5"/>
           </w:tcPr>
           <w:p>
+            <w:pPr>
+              <w:spacing w:after="30"/>
+            </w:pPr>
             <w:r>
               <w:rPr>
-                <w:rFonts w:ascii="Times New Roman" w:hAnsi="Times New Roman"/>
-                <w:sz w:val="20"/>
+                <w:rFonts w:ascii="Arial" w:hAnsi="Arial"/>
+                <w:sz w:val="17"/>
               </w:rPr>
               <w:t>Gutschrift Pflegekasse</w:t>
             </w:r>
@@ -596,12 +995,23 @@
         <w:tc>
           <w:tcPr>
             <w:tcW w:type="dxa" w:w="2268"/>
+            <w:vAlign w:val="center"/>
+            <w:tcMar>
+              <w:top w:w="90" w:type="dxa"/>
+              <w:start w:w="100" w:type="dxa"/>
+              <w:bottom w:w="90" w:type="dxa"/>
+              <w:end w:w="100" w:type="dxa"/>
+            </w:tcMar>
+            <w:shd w:fill="F2F4F5"/>
           </w:tcPr>
           <w:p>
+            <w:pPr>
+              <w:spacing w:after="30"/>
+            </w:pPr>
             <w:r>
               <w:rPr>
-                <w:rFonts w:ascii="Times New Roman" w:hAnsi="Times New Roman"/>
-                <w:sz w:val="20"/>
+                <w:rFonts w:ascii="Arial" w:hAnsi="Arial"/>
+                <w:sz w:val="17"/>
               </w:rPr>
               <w:t>+728,00 EUR</w:t>
             </w:r>
@@ -610,12 +1020,23 @@
         <w:tc>
           <w:tcPr>
             <w:tcW w:type="dxa" w:w="2268"/>
+            <w:vAlign w:val="center"/>
+            <w:tcMar>
+              <w:top w:w="90" w:type="dxa"/>
+              <w:start w:w="100" w:type="dxa"/>
+              <w:bottom w:w="90" w:type="dxa"/>
+              <w:end w:w="100" w:type="dxa"/>
+            </w:tcMar>
+            <w:shd w:fill="F2F4F5"/>
           </w:tcPr>
           <w:p>
+            <w:pPr>
+              <w:spacing w:after="30"/>
+            </w:pPr>
             <w:r>
               <w:rPr>
-                <w:rFonts w:ascii="Times New Roman" w:hAnsi="Times New Roman"/>
-                <w:sz w:val="20"/>
+                <w:rFonts w:ascii="Arial" w:hAnsi="Arial"/>
+                <w:sz w:val="17"/>
               </w:rPr>
               <w:t>monatlich wiederkehrend</w:t>
             </w:r>
@@ -626,10 +1047,11 @@
     <w:p>
       <w:pPr>
         <w:pStyle w:val="Heading2"/>
+        <w:widowControl/>
       </w:pPr>
       <w:r>
         <w:rPr>
-          <w:rFonts w:ascii="Times New Roman" w:hAnsi="Times New Roman"/>
+          <w:rFonts w:ascii="Arial" w:hAnsi="Arial" w:eastAsia="Arial"/>
         </w:rPr>
         <w:t>Depot 660-192839</w:t>
       </w:r>
@@ -638,6 +1060,8 @@
       <w:tblPr>
         <w:tblStyle w:val="TableGrid"/>
         <w:tblW w:type="auto" w:w="0"/>
+        <w:jc w:val="center"/>
+        <w:tblLayout w:type="autofit"/>
         <w:tblLook w:firstColumn="1" w:firstRow="1" w:lastColumn="0" w:lastRow="0" w:noHBand="0" w:noVBand="1" w:val="04A0"/>
       </w:tblPr>
       <w:tblGrid>
@@ -647,16 +1071,35 @@
         <w:gridCol w:w="2268"/>
       </w:tblGrid>
       <w:tr>
+        <w:trPr>
+          <w:tblHeader w:val="true"/>
+          <w:tblHeader w:val="true"/>
+          <w:tblHeader w:val="true"/>
+          <w:tblHeader w:val="true"/>
+          <w:tblHeader w:val="true"/>
+        </w:trPr>
         <w:tc>
           <w:tcPr>
             <w:tcW w:type="dxa" w:w="2268"/>
+            <w:vAlign w:val="center"/>
+            <w:tcMar>
+              <w:top w:w="90" w:type="dxa"/>
+              <w:start w:w="100" w:type="dxa"/>
+              <w:bottom w:w="90" w:type="dxa"/>
+              <w:end w:w="100" w:type="dxa"/>
+            </w:tcMar>
+            <w:shd w:fill="17324D"/>
           </w:tcPr>
           <w:p>
+            <w:pPr>
+              <w:spacing w:after="30"/>
+            </w:pPr>
             <w:r>
               <w:rPr>
-                <w:rFonts w:ascii="Times New Roman" w:hAnsi="Times New Roman"/>
+                <w:rFonts w:ascii="Arial" w:hAnsi="Arial"/>
                 <w:b/>
-                <w:sz w:val="20"/>
+                <w:color w:val="FFFFFF"/>
+                <w:sz w:val="17"/>
               </w:rPr>
               <w:t>Wertpapier</w:t>
             </w:r>
@@ -665,13 +1108,25 @@
         <w:tc>
           <w:tcPr>
             <w:tcW w:type="dxa" w:w="2268"/>
+            <w:vAlign w:val="center"/>
+            <w:tcMar>
+              <w:top w:w="90" w:type="dxa"/>
+              <w:start w:w="100" w:type="dxa"/>
+              <w:bottom w:w="90" w:type="dxa"/>
+              <w:end w:w="100" w:type="dxa"/>
+            </w:tcMar>
+            <w:shd w:fill="17324D"/>
           </w:tcPr>
           <w:p>
+            <w:pPr>
+              <w:spacing w:after="30"/>
+            </w:pPr>
             <w:r>
               <w:rPr>
-                <w:rFonts w:ascii="Times New Roman" w:hAnsi="Times New Roman"/>
+                <w:rFonts w:ascii="Arial" w:hAnsi="Arial"/>
                 <w:b/>
-                <w:sz w:val="20"/>
+                <w:color w:val="FFFFFF"/>
+                <w:sz w:val="17"/>
               </w:rPr>
               <w:t>Bestand 01.01.2024</w:t>
             </w:r>
@@ -680,13 +1135,25 @@
         <w:tc>
           <w:tcPr>
             <w:tcW w:type="dxa" w:w="2268"/>
+            <w:vAlign w:val="center"/>
+            <w:tcMar>
+              <w:top w:w="90" w:type="dxa"/>
+              <w:start w:w="100" w:type="dxa"/>
+              <w:bottom w:w="90" w:type="dxa"/>
+              <w:end w:w="100" w:type="dxa"/>
+            </w:tcMar>
+            <w:shd w:fill="17324D"/>
           </w:tcPr>
           <w:p>
+            <w:pPr>
+              <w:spacing w:after="30"/>
+            </w:pPr>
             <w:r>
               <w:rPr>
-                <w:rFonts w:ascii="Times New Roman" w:hAnsi="Times New Roman"/>
+                <w:rFonts w:ascii="Arial" w:hAnsi="Arial"/>
                 <w:b/>
-                <w:sz w:val="20"/>
+                <w:color w:val="FFFFFF"/>
+                <w:sz w:val="17"/>
               </w:rPr>
               <w:t>Bestand 18.05.2026</w:t>
             </w:r>
@@ -695,13 +1162,25 @@
         <w:tc>
           <w:tcPr>
             <w:tcW w:type="dxa" w:w="2268"/>
+            <w:vAlign w:val="center"/>
+            <w:tcMar>
+              <w:top w:w="90" w:type="dxa"/>
+              <w:start w:w="100" w:type="dxa"/>
+              <w:bottom w:w="90" w:type="dxa"/>
+              <w:end w:w="100" w:type="dxa"/>
+            </w:tcMar>
+            <w:shd w:fill="17324D"/>
           </w:tcPr>
           <w:p>
+            <w:pPr>
+              <w:spacing w:after="30"/>
+            </w:pPr>
             <w:r>
               <w:rPr>
-                <w:rFonts w:ascii="Times New Roman" w:hAnsi="Times New Roman"/>
+                <w:rFonts w:ascii="Arial" w:hAnsi="Arial"/>
                 <w:b/>
-                <w:sz w:val="20"/>
+                <w:color w:val="FFFFFF"/>
+                <w:sz w:val="17"/>
               </w:rPr>
               <w:t>Bewegung</w:t>
             </w:r>
@@ -712,12 +1191,22 @@
         <w:tc>
           <w:tcPr>
             <w:tcW w:type="dxa" w:w="2268"/>
+            <w:vAlign w:val="center"/>
+            <w:tcMar>
+              <w:top w:w="90" w:type="dxa"/>
+              <w:start w:w="100" w:type="dxa"/>
+              <w:bottom w:w="90" w:type="dxa"/>
+              <w:end w:w="100" w:type="dxa"/>
+            </w:tcMar>
           </w:tcPr>
           <w:p>
+            <w:pPr>
+              <w:spacing w:after="30"/>
+            </w:pPr>
             <w:r>
               <w:rPr>
-                <w:rFonts w:ascii="Times New Roman" w:hAnsi="Times New Roman"/>
-                <w:sz w:val="20"/>
+                <w:rFonts w:ascii="Arial" w:hAnsi="Arial"/>
+                <w:sz w:val="17"/>
               </w:rPr>
               <w:t>Deka DividendenStrategie</w:t>
             </w:r>
@@ -726,12 +1215,22 @@
         <w:tc>
           <w:tcPr>
             <w:tcW w:type="dxa" w:w="2268"/>
+            <w:vAlign w:val="center"/>
+            <w:tcMar>
+              <w:top w:w="90" w:type="dxa"/>
+              <w:start w:w="100" w:type="dxa"/>
+              <w:bottom w:w="90" w:type="dxa"/>
+              <w:end w:w="100" w:type="dxa"/>
+            </w:tcMar>
           </w:tcPr>
           <w:p>
+            <w:pPr>
+              <w:spacing w:after="30"/>
+            </w:pPr>
             <w:r>
               <w:rPr>
-                <w:rFonts w:ascii="Times New Roman" w:hAnsi="Times New Roman"/>
-                <w:sz w:val="20"/>
+                <w:rFonts w:ascii="Arial" w:hAnsi="Arial"/>
+                <w:sz w:val="17"/>
               </w:rPr>
               <w:t>1.240 Anteile</w:t>
             </w:r>
@@ -740,12 +1239,22 @@
         <w:tc>
           <w:tcPr>
             <w:tcW w:type="dxa" w:w="2268"/>
+            <w:vAlign w:val="center"/>
+            <w:tcMar>
+              <w:top w:w="90" w:type="dxa"/>
+              <w:start w:w="100" w:type="dxa"/>
+              <w:bottom w:w="90" w:type="dxa"/>
+              <w:end w:w="100" w:type="dxa"/>
+            </w:tcMar>
           </w:tcPr>
           <w:p>
+            <w:pPr>
+              <w:spacing w:after="30"/>
+            </w:pPr>
             <w:r>
               <w:rPr>
-                <w:rFonts w:ascii="Times New Roman" w:hAnsi="Times New Roman"/>
-                <w:sz w:val="20"/>
+                <w:rFonts w:ascii="Arial" w:hAnsi="Arial"/>
+                <w:sz w:val="17"/>
               </w:rPr>
               <w:t>480 Anteile</w:t>
             </w:r>
@@ -754,12 +1263,22 @@
         <w:tc>
           <w:tcPr>
             <w:tcW w:type="dxa" w:w="2268"/>
+            <w:vAlign w:val="center"/>
+            <w:tcMar>
+              <w:top w:w="90" w:type="dxa"/>
+              <w:start w:w="100" w:type="dxa"/>
+              <w:bottom w:w="90" w:type="dxa"/>
+              <w:end w:w="100" w:type="dxa"/>
+            </w:tcMar>
           </w:tcPr>
           <w:p>
+            <w:pPr>
+              <w:spacing w:after="30"/>
+            </w:pPr>
             <w:r>
               <w:rPr>
-                <w:rFonts w:ascii="Times New Roman" w:hAnsi="Times New Roman"/>
-                <w:sz w:val="20"/>
+                <w:rFonts w:ascii="Arial" w:hAnsi="Arial"/>
+                <w:sz w:val="17"/>
               </w:rPr>
               <w:t>Verkauf von 760 Anteilen am 05.11.2024</w:t>
             </w:r>
@@ -770,12 +1289,23 @@
         <w:tc>
           <w:tcPr>
             <w:tcW w:type="dxa" w:w="2268"/>
+            <w:vAlign w:val="center"/>
+            <w:tcMar>
+              <w:top w:w="90" w:type="dxa"/>
+              <w:start w:w="100" w:type="dxa"/>
+              <w:bottom w:w="90" w:type="dxa"/>
+              <w:end w:w="100" w:type="dxa"/>
+            </w:tcMar>
+            <w:shd w:fill="F2F4F5"/>
           </w:tcPr>
           <w:p>
+            <w:pPr>
+              <w:spacing w:after="30"/>
+            </w:pPr>
             <w:r>
               <w:rPr>
-                <w:rFonts w:ascii="Times New Roman" w:hAnsi="Times New Roman"/>
-                <w:sz w:val="20"/>
+                <w:rFonts w:ascii="Arial" w:hAnsi="Arial"/>
+                <w:sz w:val="17"/>
               </w:rPr>
               <w:t>Bundesanleihe 2032</w:t>
             </w:r>
@@ -784,12 +1314,23 @@
         <w:tc>
           <w:tcPr>
             <w:tcW w:type="dxa" w:w="2268"/>
+            <w:vAlign w:val="center"/>
+            <w:tcMar>
+              <w:top w:w="90" w:type="dxa"/>
+              <w:start w:w="100" w:type="dxa"/>
+              <w:bottom w:w="90" w:type="dxa"/>
+              <w:end w:w="100" w:type="dxa"/>
+            </w:tcMar>
+            <w:shd w:fill="F2F4F5"/>
           </w:tcPr>
           <w:p>
+            <w:pPr>
+              <w:spacing w:after="30"/>
+            </w:pPr>
             <w:r>
               <w:rPr>
-                <w:rFonts w:ascii="Times New Roman" w:hAnsi="Times New Roman"/>
-                <w:sz w:val="20"/>
+                <w:rFonts w:ascii="Arial" w:hAnsi="Arial"/>
+                <w:sz w:val="17"/>
               </w:rPr>
               <w:t>80.000,00 EUR nominal</w:t>
             </w:r>
@@ -798,12 +1339,23 @@
         <w:tc>
           <w:tcPr>
             <w:tcW w:type="dxa" w:w="2268"/>
+            <w:vAlign w:val="center"/>
+            <w:tcMar>
+              <w:top w:w="90" w:type="dxa"/>
+              <w:start w:w="100" w:type="dxa"/>
+              <w:bottom w:w="90" w:type="dxa"/>
+              <w:end w:w="100" w:type="dxa"/>
+            </w:tcMar>
+            <w:shd w:fill="F2F4F5"/>
           </w:tcPr>
           <w:p>
+            <w:pPr>
+              <w:spacing w:after="30"/>
+            </w:pPr>
             <w:r>
               <w:rPr>
-                <w:rFonts w:ascii="Times New Roman" w:hAnsi="Times New Roman"/>
-                <w:sz w:val="20"/>
+                <w:rFonts w:ascii="Arial" w:hAnsi="Arial"/>
+                <w:sz w:val="17"/>
               </w:rPr>
               <w:t>80.000,00 EUR nominal</w:t>
             </w:r>
@@ -812,12 +1364,23 @@
         <w:tc>
           <w:tcPr>
             <w:tcW w:type="dxa" w:w="2268"/>
+            <w:vAlign w:val="center"/>
+            <w:tcMar>
+              <w:top w:w="90" w:type="dxa"/>
+              <w:start w:w="100" w:type="dxa"/>
+              <w:bottom w:w="90" w:type="dxa"/>
+              <w:end w:w="100" w:type="dxa"/>
+            </w:tcMar>
+            <w:shd w:fill="F2F4F5"/>
           </w:tcPr>
           <w:p>
+            <w:pPr>
+              <w:spacing w:after="30"/>
+            </w:pPr>
             <w:r>
               <w:rPr>
-                <w:rFonts w:ascii="Times New Roman" w:hAnsi="Times New Roman"/>
-                <w:sz w:val="20"/>
+                <w:rFonts w:ascii="Arial" w:hAnsi="Arial"/>
+                <w:sz w:val="17"/>
               </w:rPr>
               <w:t>unverändert</w:t>
             </w:r>
@@ -828,12 +1391,22 @@
         <w:tc>
           <w:tcPr>
             <w:tcW w:type="dxa" w:w="2268"/>
+            <w:vAlign w:val="center"/>
+            <w:tcMar>
+              <w:top w:w="90" w:type="dxa"/>
+              <w:start w:w="100" w:type="dxa"/>
+              <w:bottom w:w="90" w:type="dxa"/>
+              <w:end w:w="100" w:type="dxa"/>
+            </w:tcMar>
           </w:tcPr>
           <w:p>
+            <w:pPr>
+              <w:spacing w:after="30"/>
+            </w:pPr>
             <w:r>
               <w:rPr>
-                <w:rFonts w:ascii="Times New Roman" w:hAnsi="Times New Roman"/>
-                <w:sz w:val="20"/>
+                <w:rFonts w:ascii="Arial" w:hAnsi="Arial"/>
+                <w:sz w:val="17"/>
               </w:rPr>
               <w:t>NordAgrar AG</w:t>
             </w:r>
@@ -842,12 +1415,22 @@
         <w:tc>
           <w:tcPr>
             <w:tcW w:type="dxa" w:w="2268"/>
+            <w:vAlign w:val="center"/>
+            <w:tcMar>
+              <w:top w:w="90" w:type="dxa"/>
+              <w:start w:w="100" w:type="dxa"/>
+              <w:bottom w:w="90" w:type="dxa"/>
+              <w:end w:w="100" w:type="dxa"/>
+            </w:tcMar>
           </w:tcPr>
           <w:p>
+            <w:pPr>
+              <w:spacing w:after="30"/>
+            </w:pPr>
             <w:r>
               <w:rPr>
-                <w:rFonts w:ascii="Times New Roman" w:hAnsi="Times New Roman"/>
-                <w:sz w:val="20"/>
+                <w:rFonts w:ascii="Arial" w:hAnsi="Arial"/>
+                <w:sz w:val="17"/>
               </w:rPr>
               <w:t>400 Stück</w:t>
             </w:r>
@@ -856,12 +1439,22 @@
         <w:tc>
           <w:tcPr>
             <w:tcW w:type="dxa" w:w="2268"/>
+            <w:vAlign w:val="center"/>
+            <w:tcMar>
+              <w:top w:w="90" w:type="dxa"/>
+              <w:start w:w="100" w:type="dxa"/>
+              <w:bottom w:w="90" w:type="dxa"/>
+              <w:end w:w="100" w:type="dxa"/>
+            </w:tcMar>
           </w:tcPr>
           <w:p>
+            <w:pPr>
+              <w:spacing w:after="30"/>
+            </w:pPr>
             <w:r>
               <w:rPr>
-                <w:rFonts w:ascii="Times New Roman" w:hAnsi="Times New Roman"/>
-                <w:sz w:val="20"/>
+                <w:rFonts w:ascii="Arial" w:hAnsi="Arial"/>
+                <w:sz w:val="17"/>
               </w:rPr>
               <w:t>0 Stück</w:t>
             </w:r>
@@ -870,12 +1463,22 @@
         <w:tc>
           <w:tcPr>
             <w:tcW w:type="dxa" w:w="2268"/>
+            <w:vAlign w:val="center"/>
+            <w:tcMar>
+              <w:top w:w="90" w:type="dxa"/>
+              <w:start w:w="100" w:type="dxa"/>
+              <w:bottom w:w="90" w:type="dxa"/>
+              <w:end w:w="100" w:type="dxa"/>
+            </w:tcMar>
           </w:tcPr>
           <w:p>
+            <w:pPr>
+              <w:spacing w:after="30"/>
+            </w:pPr>
             <w:r>
               <w:rPr>
-                <w:rFonts w:ascii="Times New Roman" w:hAnsi="Times New Roman"/>
-                <w:sz w:val="20"/>
+                <w:rFonts w:ascii="Arial" w:hAnsi="Arial"/>
+                <w:sz w:val="17"/>
               </w:rPr>
               <w:t>Depotübertrag an Alva Rieken am 17.07.2024</w:t>
             </w:r>
@@ -885,69 +1488,252 @@
     </w:tbl>
     <w:p>
       <w:pPr>
+        <w:widowControl/>
         <w:jc w:val="left"/>
       </w:pPr>
       <w:r>
+        <w:rPr>
+          <w:rFonts w:ascii="Arial" w:hAnsi="Arial" w:eastAsia="Arial"/>
+        </w:rPr>
         <w:t>Der Verkauf der Deka-Anteile am 05.11.2024 erbrachte 54.682,40 EUR. Der Erlös wurde noch am selben Tag in Höhe von 50.000,00 EUR an Alva Rieken überwiesen (Verwendungszweck „Ausgleich Übergabe"). Eine schriftliche Vereinbarung hierzu liegt der Bank nicht vor. Für den Depotübertrag der NordAgrar-Aktien liegt lediglich der von Helmut Rieken unterzeichnete Übertragungsauftrag vor; ein Kaufpreis ist nicht vermerkt.</w:t>
       </w:r>
     </w:p>
     <w:p>
       <w:pPr>
         <w:pStyle w:val="Heading2"/>
+        <w:widowControl/>
       </w:pPr>
       <w:r>
         <w:rPr>
-          <w:rFonts w:ascii="Times New Roman" w:hAnsi="Times New Roman"/>
+          <w:rFonts w:ascii="Arial" w:hAnsi="Arial" w:eastAsia="Arial"/>
         </w:rPr>
         <w:t>Vollmachten</w:t>
       </w:r>
     </w:p>
     <w:p>
       <w:pPr>
+        <w:widowControl/>
         <w:jc w:val="left"/>
       </w:pPr>
       <w:r>
+        <w:rPr>
+          <w:rFonts w:ascii="Arial" w:hAnsi="Arial" w:eastAsia="Arial"/>
+        </w:rPr>
         <w:t>Alva Rieken verfügte seit dem 12.08.2023 über eine transmortale Konto- und Depotvollmacht. Die Vollmacht enthält keine Beschränkung auf laufende Hof- oder Lebenshaltungskosten. Herr Moritz Rieken wurde zu keinem Zeitpunkt als Bevollmächtigter geführt.</w:t>
       </w:r>
     </w:p>
     <w:p>
       <w:pPr>
         <w:pStyle w:val="Heading2"/>
+        <w:widowControl/>
       </w:pPr>
       <w:r>
         <w:rPr>
-          <w:rFonts w:ascii="Times New Roman" w:hAnsi="Times New Roman"/>
+          <w:rFonts w:ascii="Arial" w:hAnsi="Arial" w:eastAsia="Arial"/>
         </w:rPr>
         <w:t>Hinweis des Nachlassservice</w:t>
       </w:r>
     </w:p>
     <w:p>
       <w:pPr>
+        <w:widowControl/>
         <w:jc w:val="left"/>
       </w:pPr>
       <w:r>
+        <w:rPr>
+          <w:rFonts w:ascii="Arial" w:hAnsi="Arial" w:eastAsia="Arial"/>
+        </w:rPr>
         <w:t>Die Empfänger der Barabhebungen vom 28.03.2024 und 19.02.2025 kann die Bank nicht benennen. Weitere Konto- und Depotauszüge für den Zehnjahreszeitraum werden gegen Erstattung der Auslagen zur Verfügung gestellt, sobald eine Freigabe der Erbin oder ein gerichtlicher Titel vorliegt.</w:t>
       </w:r>
     </w:p>
     <w:p>
       <w:pPr>
+        <w:widowControl/>
         <w:jc w:val="left"/>
       </w:pPr>
       <w:r>
         <w:rPr>
+          <w:rFonts w:ascii="Arial" w:hAnsi="Arial" w:eastAsia="Arial"/>
           <w:i/>
         </w:rPr>
         <w:t>Kanzleivermerk: Für die Pflichtteilsergänzung ist zu klären, ob die Abhebungen tatsächlich für Pflege, Hofunterhalt und Lebensbedarf verwendet wurden oder ob weitere Zuwendungen an Alva, den Enkel Jannik oder Dritte vorliegen. Auffällig: Die Bundesanleihe (80.000,00 EUR nominal) bestand am Todestag fort, fehlt aber in der Nachlassaufstellung der Erbin (Stück 02).</w:t>
       </w:r>
     </w:p>
+    <w:p>
+      <w:pPr>
+        <w:pStyle w:val="Heading1"/>
+        <w:widowControl/>
+      </w:pPr>
+      <w:r>
+        <w:rPr>
+          <w:rFonts w:ascii="Arial" w:hAnsi="Arial" w:eastAsia="Arial"/>
+        </w:rPr>
+        <w:t>5. Ansprechpartner und Archivkosten</w:t>
+      </w:r>
+    </w:p>
+    <w:p>
+      <w:pPr>
+        <w:keepLines w:val="0"/>
+        <w:widowControl/>
+      </w:pPr>
+      <w:r>
+        <w:rPr>
+          <w:rFonts w:ascii="Arial" w:hAnsi="Arial" w:eastAsia="Arial"/>
+        </w:rPr>
+        <w:t>Sachbearbeiterin ist Helena Bartels, Nachlassservice, Durchwahl 04131 8827-314. Die Vollmacht Moritz' berechtigt nicht ohne Weiteres zu sämtlichen Kontounterlagen des Erblassers; die Bank hat deshalb zunächst nur freigegebene und von der Erbin bestätigte Daten zusammengestellt.</w:t>
+      </w:r>
+    </w:p>
+    <w:p>
+      <w:pPr>
+        <w:keepLines w:val="0"/>
+        <w:widowControl/>
+      </w:pPr>
+      <w:r>
+        <w:rPr>
+          <w:rFonts w:ascii="Arial" w:hAnsi="Arial" w:eastAsia="Arial"/>
+        </w:rPr>
+        <w:t>Für archivierte Auszüge 2016 bis 2026 wurden 184,00 EUR Kosten veranschlagt. Die Erbin hat die Freigabe am 10.07.2026 nur für Buchungen über 5000,00 EUR erteilt. Diese Auswahl kann kleinere wiederkehrende Zahlungen übersehen und wird in der Beleganforderung kenntlich gemacht.</w:t>
+      </w:r>
+    </w:p>
     <w:sectPr>
+      <w:headerReference w:type="default" r:id="rId9"/>
+      <w:footerReference w:type="default" r:id="rId10"/>
       <w:pgSz w:w="11906" w:h="16838"/>
-      <w:pgMar w:top="1417" w:right="1417" w:bottom="1417" w:left="1417" w:header="720" w:footer="720" w:gutter="0"/>
+      <w:pgMar w:top="1162" w:right="1219" w:bottom="1162" w:left="1276" w:header="397" w:footer="397" w:gutter="0"/>
       <w:cols w:space="720"/>
       <w:docGrid w:linePitch="360"/>
     </w:sectPr>
   </w:body>
 </w:document>
+</file>
+
+<file path=word/footer1.xml><?xml version="1.0" encoding="utf-8"?>
+<w:ftr xmlns:m="http://schemas.openxmlformats.org/officeDocument/2006/math" xmlns:mc="http://schemas.openxmlformats.org/markup-compatibility/2006" xmlns:mo="http://schemas.microsoft.com/office/mac/office/2008/main" xmlns:mv="urn:schemas-microsoft-com:mac:vml" xmlns:o="urn:schemas-microsoft-com:office:office" xmlns:r="http://schemas.openxmlformats.org/officeDocument/2006/relationships" xmlns:v="urn:schemas-microsoft-com:vml" xmlns:w10="urn:schemas-microsoft-com:office:word" xmlns:w14="http://schemas.microsoft.com/office/word/2010/wordml" xmlns:w="http://schemas.openxmlformats.org/wordprocessingml/2006/main" xmlns:wne="http://schemas.microsoft.com/office/word/2006/wordml" xmlns:wp14="http://schemas.microsoft.com/office/word/2010/wordprocessingDrawing" xmlns:wp="http://schemas.openxmlformats.org/drawingml/2006/wordprocessingDrawing" xmlns:wpc="http://schemas.microsoft.com/office/word/2010/wordprocessingCanvas" xmlns:wpg="http://schemas.microsoft.com/office/word/2010/wordprocessingGroup" xmlns:wpi="http://schemas.microsoft.com/office/word/2010/wordprocessingInk" xmlns:wps="http://schemas.microsoft.com/office/word/2010/wordprocessingShape" mc:Ignorable="w14 wp14">
+  <w:p>
+    <w:pPr>
+      <w:spacing w:before="60"/>
+      <w:jc w:val="center"/>
+    </w:pPr>
+    <w:r>
+      <w:rPr>
+        <w:rFonts w:ascii="Arial" w:hAnsi="Arial"/>
+        <w:color w:val="6B7378"/>
+        <w:sz w:val="12"/>
+      </w:rPr>
+      <w:t>Nachlassservice Lüneburg | An den Brodbänken 2 | 21335 Lüneburg</w:t>
+    </w:r>
+  </w:p>
+  <w:p>
+    <w:pPr>
+      <w:spacing w:after="0"/>
+      <w:jc w:val="center"/>
+    </w:pPr>
+    <w:r>
+      <w:rPr>
+        <w:color w:val="6B7378"/>
+        <w:sz w:val="14"/>
+      </w:rPr>
+      <w:t xml:space="preserve">Seite </w:t>
+    </w:r>
+    <w:r>
+      <w:rPr>
+        <w:color w:val="6B7378"/>
+        <w:sz w:val="14"/>
+      </w:rPr>
+      <w:fldChar w:fldCharType="begin"/>
+      <w:instrText xml:space="preserve"> PAGE </w:instrText>
+      <w:fldChar w:fldCharType="end"/>
+    </w:r>
+  </w:p>
+</w:ftr>
+</file>
+
+<file path=word/header1.xml><?xml version="1.0" encoding="utf-8"?>
+<w:hdr xmlns:m="http://schemas.openxmlformats.org/officeDocument/2006/math" xmlns:mc="http://schemas.openxmlformats.org/markup-compatibility/2006" xmlns:mo="http://schemas.microsoft.com/office/mac/office/2008/main" xmlns:mv="urn:schemas-microsoft-com:mac:vml" xmlns:o="urn:schemas-microsoft-com:office:office" xmlns:r="http://schemas.openxmlformats.org/officeDocument/2006/relationships" xmlns:v="urn:schemas-microsoft-com:vml" xmlns:w10="urn:schemas-microsoft-com:office:word" xmlns:w14="http://schemas.microsoft.com/office/word/2010/wordml" xmlns:w="http://schemas.openxmlformats.org/wordprocessingml/2006/main" xmlns:wne="http://schemas.microsoft.com/office/word/2006/wordml" xmlns:wp14="http://schemas.microsoft.com/office/word/2010/wordprocessingDrawing" xmlns:wp="http://schemas.openxmlformats.org/drawingml/2006/wordprocessingDrawing" xmlns:wpc="http://schemas.microsoft.com/office/word/2010/wordprocessingCanvas" xmlns:wpg="http://schemas.microsoft.com/office/word/2010/wordprocessingGroup" xmlns:wpi="http://schemas.microsoft.com/office/word/2010/wordprocessingInk" xmlns:wps="http://schemas.microsoft.com/office/word/2010/wordprocessingShape" mc:Ignorable="w14 wp14">
+  <w:p>
+    <w:pPr>
+      <w:pBdr>
+        <w:bottom w:val="single" w:sz="10" w:space="4" w:color="2F6684"/>
+      </w:pBdr>
+    </w:pPr>
+  </w:p>
+  <w:tbl>
+    <w:tblPr>
+      <w:tblW w:type="auto" w:w="0"/>
+      <w:jc w:val="center"/>
+      <w:tblLook w:firstColumn="1" w:firstRow="1" w:lastColumn="0" w:lastRow="0" w:noHBand="0" w:noVBand="1" w:val="04A0"/>
+    </w:tblPr>
+    <w:tblGrid>
+      <w:gridCol w:w="6066"/>
+      <w:gridCol w:w="3345"/>
+    </w:tblGrid>
+    <w:tr>
+      <w:tc>
+        <w:tcPr>
+          <w:tcW w:type="dxa" w:w="4706"/>
+        </w:tcPr>
+        <w:p>
+          <w:pPr>
+            <w:spacing w:after="20"/>
+          </w:pPr>
+          <w:r>
+            <w:rPr>
+              <w:rFonts w:ascii="Arial" w:hAnsi="Arial"/>
+              <w:b/>
+              <w:color w:val="17324D"/>
+              <w:sz w:val="21"/>
+            </w:rPr>
+            <w:t>NordBank AG</w:t>
+          </w:r>
+        </w:p>
+        <w:p>
+          <w:pPr>
+            <w:spacing w:after="0"/>
+          </w:pPr>
+          <w:r>
+            <w:rPr>
+              <w:color w:val="6B7378"/>
+              <w:sz w:val="15"/>
+            </w:rPr>
+            <w:t>Nachlassservice Lüneburg | An den Brodbänken 2 | 21335 Lüneburg</w:t>
+          </w:r>
+        </w:p>
+      </w:tc>
+      <w:tc>
+        <w:tcPr>
+          <w:tcW w:type="dxa" w:w="4706"/>
+        </w:tcPr>
+        <w:p>
+          <w:pPr>
+            <w:spacing w:after="20"/>
+            <w:jc w:val="right"/>
+          </w:pPr>
+          <w:r>
+            <w:rPr>
+              <w:b/>
+              <w:color w:val="17324D"/>
+              <w:sz w:val="18"/>
+            </w:rPr>
+            <w:t>Nachlass Rieken</w:t>
+          </w:r>
+        </w:p>
+        <w:p>
+          <w:pPr>
+            <w:spacing w:after="0"/>
+            <w:jc w:val="right"/>
+          </w:pPr>
+          <w:r>
+            <w:rPr>
+              <w:color w:val="6B7378"/>
+              <w:sz w:val="15"/>
+            </w:rPr>
+            <w:t>Aktenzeichen 224/26 K05</w:t>
+          </w:r>
+        </w:p>
+      </w:tc>
+    </w:tr>
+  </w:tbl>
+</w:hdr>
 </file>
 
 <file path=word/numbering.xml><?xml version="1.0" encoding="utf-8"?>
@@ -1313,9 +2099,12 @@
     <w:name w:val="Normal"/>
     <w:qFormat/>
     <w:rsid w:val="00FC693F"/>
+    <w:pPr>
+      <w:spacing w:after="100" w:line="269" w:lineRule="auto"/>
+    </w:pPr>
     <w:rPr>
-      <w:rFonts w:ascii="Times New Roman" w:hAnsi="Times New Roman"/>
-      <w:sz w:val="22"/>
+      <w:rFonts w:ascii="Arial" w:hAnsi="Arial" w:eastAsia="Arial"/>
+      <w:sz w:val="21"/>
     </w:rPr>
   </w:style>
   <w:style w:type="paragraph" w:styleId="Header">
@@ -1373,14 +2162,15 @@
     <w:pPr>
       <w:keepNext/>
       <w:keepLines/>
-      <w:spacing w:before="480" w:after="0"/>
+      <w:spacing w:before="240" w:after="100"/>
       <w:outlineLvl w:val="0"/>
     </w:pPr>
     <w:rPr>
-      <w:rFonts w:asciiTheme="majorHAnsi" w:eastAsiaTheme="majorEastAsia" w:hAnsiTheme="majorHAnsi" w:cstheme="majorBidi" w:ascii="Times New Roman" w:hAnsi="Times New Roman"/>
+      <w:rFonts w:asciiTheme="majorHAnsi" w:eastAsiaTheme="majorEastAsia" w:hAnsiTheme="majorHAnsi" w:cstheme="majorBidi" w:ascii="Arial" w:hAnsi="Arial" w:eastAsia="Arial"/>
       <w:b/>
       <w:bCs/>
-      <w:sz w:val="28"/>
+      <w:color w:val="17324D"/>
+      <w:sz w:val="26"/>
       <w:szCs w:val="28"/>
     </w:rPr>
   </w:style>
@@ -1396,14 +2186,15 @@
     <w:pPr>
       <w:keepNext/>
       <w:keepLines/>
-      <w:spacing w:before="200" w:after="0"/>
+      <w:spacing w:before="180" w:after="80"/>
       <w:outlineLvl w:val="1"/>
     </w:pPr>
     <w:rPr>
-      <w:rFonts w:asciiTheme="majorHAnsi" w:eastAsiaTheme="majorEastAsia" w:hAnsiTheme="majorHAnsi" w:cstheme="majorBidi" w:ascii="Times New Roman" w:hAnsi="Times New Roman"/>
+      <w:rFonts w:asciiTheme="majorHAnsi" w:eastAsiaTheme="majorEastAsia" w:hAnsiTheme="majorHAnsi" w:cstheme="majorBidi" w:ascii="Arial" w:hAnsi="Arial" w:eastAsia="Arial"/>
       <w:b/>
       <w:bCs/>
-      <w:sz w:val="24"/>
+      <w:color w:val="2F6684"/>
+      <w:sz w:val="23"/>
       <w:szCs w:val="26"/>
     </w:rPr>
   </w:style>
@@ -1419,14 +2210,15 @@
     <w:pPr>
       <w:keepNext/>
       <w:keepLines/>
-      <w:spacing w:before="200" w:after="0"/>
+      <w:spacing w:before="140" w:after="60"/>
       <w:outlineLvl w:val="2"/>
     </w:pPr>
     <w:rPr>
-      <w:rFonts w:asciiTheme="majorHAnsi" w:eastAsiaTheme="majorEastAsia" w:hAnsiTheme="majorHAnsi" w:cstheme="majorBidi" w:ascii="Times New Roman" w:hAnsi="Times New Roman"/>
+      <w:rFonts w:asciiTheme="majorHAnsi" w:eastAsiaTheme="majorEastAsia" w:hAnsiTheme="majorHAnsi" w:cstheme="majorBidi" w:ascii="Arial" w:hAnsi="Arial" w:eastAsia="Arial"/>
       <w:b/>
       <w:bCs/>
-      <w:sz w:val="22"/>
+      <w:color w:val="17324D"/>
+      <w:sz w:val="21"/>
     </w:rPr>
   </w:style>
   <w:style w:type="paragraph" w:styleId="Heading4">
@@ -1657,18 +2449,20 @@
     <w:qFormat/>
     <w:rsid w:val="00FC693F"/>
     <w:pPr>
+      <w:keepNext/>
       <w:pBdr>
         <w:bottom w:val="single" w:sz="8" w:space="4" w:color="4F81BD" w:themeColor="accent1"/>
       </w:pBdr>
-      <w:spacing w:after="300" w:line="240" w:lineRule="auto"/>
+      <w:spacing w:after="200" w:line="240" w:lineRule="auto" w:before="0"/>
       <w:contextualSpacing/>
     </w:pPr>
     <w:rPr>
-      <w:rFonts w:asciiTheme="majorHAnsi" w:eastAsiaTheme="majorEastAsia" w:hAnsiTheme="majorHAnsi" w:cstheme="majorBidi"/>
-      <w:color w:val="17365D" w:themeColor="text2" w:themeShade="BF"/>
+      <w:rFonts w:asciiTheme="majorHAnsi" w:eastAsiaTheme="majorEastAsia" w:hAnsiTheme="majorHAnsi" w:cstheme="majorBidi" w:ascii="Arial" w:hAnsi="Arial" w:eastAsia="Arial"/>
+      <w:b/>
+      <w:color w:val="17324D"/>
       <w:spacing w:val="5"/>
       <w:kern w:val="28"/>
-      <w:sz w:val="52"/>
+      <w:sz w:val="34"/>
       <w:szCs w:val="52"/>
     </w:rPr>
   </w:style>
